--- a/docs/AIKOL Booking System - UAT Test Script.docx
+++ b/docs/AIKOL Booking System - UAT Test Script.docx
@@ -359,24 +359,181 @@
         <w:t>Test data.</w:t>
       </w:r>
       <w:r>
-        <w:t xml:space="preserve"> T3 creates these in section 11 before T1 starts booking, or use the demo records if they are still present:</w:t>
+        <w:t xml:space="preserve"> Production has been reset for testing: there are no bookings, and three venues are ready, drawn with placeholder pictures:</w:t>
       </w:r>
     </w:p>
+    <w:tbl>
+      <w:tblPr>
+        <w:tblStyle w:val="TableGrid"/>
+        <w:tblW w:type="auto" w:w="0"/>
+        <w:jc w:val="left"/>
+        <w:tblLook w:firstColumn="1" w:firstRow="1" w:lastColumn="0" w:lastRow="0" w:noHBand="0" w:noVBand="1" w:val="04A0"/>
+      </w:tblPr>
+      <w:tblGrid>
+        <w:gridCol w:w="4873"/>
+        <w:gridCol w:w="4873"/>
+      </w:tblGrid>
+      <w:tr>
+        <w:tc>
+          <w:tcPr>
+            <w:tcW w:type="dxa" w:w="4873"/>
+            <w:shd w:val="clear" w:fill="0A4541"/>
+          </w:tcPr>
+          <w:p>
+            <w:pPr>
+              <w:spacing w:before="40" w:after="40"/>
+            </w:pPr>
+            <w:r/>
+            <w:r>
+              <w:rPr>
+                <w:b/>
+                <w:color w:val="FFFFFF"/>
+                <w:sz w:val="19"/>
+              </w:rPr>
+              <w:t>Venue</w:t>
+            </w:r>
+          </w:p>
+        </w:tc>
+        <w:tc>
+          <w:tcPr>
+            <w:tcW w:type="dxa" w:w="4873"/>
+            <w:shd w:val="clear" w:fill="0A4541"/>
+          </w:tcPr>
+          <w:p>
+            <w:pPr>
+              <w:spacing w:before="40" w:after="40"/>
+            </w:pPr>
+            <w:r/>
+            <w:r>
+              <w:rPr>
+                <w:b/>
+                <w:color w:val="FFFFFF"/>
+                <w:sz w:val="19"/>
+              </w:rPr>
+              <w:t>Seats</w:t>
+            </w:r>
+          </w:p>
+        </w:tc>
+      </w:tr>
+      <w:tr>
+        <w:tc>
+          <w:tcPr>
+            <w:tcW w:type="dxa" w:w="4873"/>
+          </w:tcPr>
+          <w:p>
+            <w:pPr>
+              <w:spacing w:before="40" w:after="40"/>
+            </w:pPr>
+            <w:r/>
+            <w:r>
+              <w:rPr>
+                <w:b/>
+                <w:sz w:val="19"/>
+              </w:rPr>
+              <w:t>UAT Moot Court</w:t>
+            </w:r>
+          </w:p>
+        </w:tc>
+        <w:tc>
+          <w:tcPr>
+            <w:tcW w:type="dxa" w:w="4873"/>
+          </w:tcPr>
+          <w:p>
+            <w:pPr>
+              <w:spacing w:before="40" w:after="40"/>
+            </w:pPr>
+            <w:r/>
+            <w:r>
+              <w:rPr>
+                <w:sz w:val="19"/>
+              </w:rPr>
+              <w:t>80</w:t>
+            </w:r>
+          </w:p>
+        </w:tc>
+      </w:tr>
+      <w:tr>
+        <w:tc>
+          <w:tcPr>
+            <w:tcW w:type="dxa" w:w="4873"/>
+          </w:tcPr>
+          <w:p>
+            <w:pPr>
+              <w:spacing w:before="40" w:after="40"/>
+            </w:pPr>
+            <w:r/>
+            <w:r>
+              <w:rPr>
+                <w:b/>
+                <w:sz w:val="19"/>
+              </w:rPr>
+              <w:t>UAT Seminar Room</w:t>
+            </w:r>
+          </w:p>
+        </w:tc>
+        <w:tc>
+          <w:tcPr>
+            <w:tcW w:type="dxa" w:w="4873"/>
+          </w:tcPr>
+          <w:p>
+            <w:pPr>
+              <w:spacing w:before="40" w:after="40"/>
+            </w:pPr>
+            <w:r/>
+            <w:r>
+              <w:rPr>
+                <w:sz w:val="19"/>
+              </w:rPr>
+              <w:t>40</w:t>
+            </w:r>
+          </w:p>
+        </w:tc>
+      </w:tr>
+      <w:tr>
+        <w:tc>
+          <w:tcPr>
+            <w:tcW w:type="dxa" w:w="4873"/>
+          </w:tcPr>
+          <w:p>
+            <w:pPr>
+              <w:spacing w:before="40" w:after="40"/>
+            </w:pPr>
+            <w:r/>
+            <w:r>
+              <w:rPr>
+                <w:b/>
+                <w:sz w:val="19"/>
+              </w:rPr>
+              <w:t>UAT Meeting Room</w:t>
+            </w:r>
+          </w:p>
+        </w:tc>
+        <w:tc>
+          <w:tcPr>
+            <w:tcW w:type="dxa" w:w="4873"/>
+          </w:tcPr>
+          <w:p>
+            <w:pPr>
+              <w:spacing w:before="40" w:after="40"/>
+            </w:pPr>
+            <w:r/>
+            <w:r>
+              <w:rPr>
+                <w:sz w:val="19"/>
+              </w:rPr>
+              <w:t>10</w:t>
+            </w:r>
+          </w:p>
+        </w:tc>
+      </w:tr>
+    </w:tbl>
+    <w:p/>
     <w:p>
       <w:pPr>
-        <w:pStyle w:val="ListBullet"/>
+        <w:jc w:val="left"/>
       </w:pPr>
       <w:r>
-        <w:t xml:space="preserve">A venue called </w:t>
-      </w:r>
-      <w:r>
-        <w:rPr>
-          <w:b/>
-        </w:rPr>
-        <w:t>UAT Room</w:t>
-      </w:r>
-      <w:r>
-        <w:t xml:space="preserve"> with capacity 10 and one photograph.</w:t>
+        <w:t>T3 adds the rest in section 11 before T1 starts booking:</w:t>
       </w:r>
     </w:p>
     <w:p>
@@ -402,6 +559,40 @@
       </w:pPr>
       <w:r>
         <w:t>An academic calendar covering the next two months with one week-long break in the middle.</w:t>
+      </w:r>
+    </w:p>
+    <w:p>
+      <w:pPr>
+        <w:pStyle w:val="ListBullet"/>
+      </w:pPr>
+      <w:r>
+        <w:t xml:space="preserve">One photograph on </w:t>
+      </w:r>
+      <w:r>
+        <w:rPr>
+          <w:b/>
+        </w:rPr>
+        <w:t>UAT Meeting Room</w:t>
+      </w:r>
+      <w:r>
+        <w:t>.</w:t>
+      </w:r>
+    </w:p>
+    <w:p>
+      <w:pPr>
+        <w:jc w:val="left"/>
+      </w:pPr>
+      <w:r>
+        <w:t xml:space="preserve">On screen the Kulliyyah office is called </w:t>
+      </w:r>
+      <w:r>
+        <w:rPr>
+          <w:b/>
+        </w:rPr>
+        <w:t>the Admin</w:t>
+      </w:r>
+      <w:r>
+        <w:t>; "contact the Admin" is expected wording.</w:t>
       </w:r>
     </w:p>
     <w:p>
@@ -2213,7 +2404,7 @@
               <w:rPr>
                 <w:sz w:val="19"/>
               </w:rPr>
-              <w:t>Cards with photograph or drawing, name, type, location, seats. UAT Room is present.</w:t>
+              <w:t>Cards with photograph or drawing, name, type, location, seats. The three UAT venues are present.</w:t>
             </w:r>
           </w:p>
         </w:tc>
@@ -2277,7 +2468,7 @@
               <w:rPr>
                 <w:sz w:val="19"/>
               </w:rPr>
-              <w:t>Only UAT Room remains. The address bar shows the search, so the page can be bookmarked.</w:t>
+              <w:t>Only the three UAT venues remain. The address bar shows the search, so the page can be bookmarked.</w:t>
             </w:r>
           </w:p>
         </w:tc>
@@ -2341,7 +2532,7 @@
               <w:rPr>
                 <w:sz w:val="19"/>
               </w:rPr>
-              <w:t>UAT Room (capacity 10) disappears. Clear the filter; it returns.</w:t>
+              <w:t>Only UAT Moot Court (80) remains. Clear the filter; the other two return.</w:t>
             </w:r>
           </w:p>
         </w:tc>
@@ -2452,7 +2643,7 @@
               <w:rPr>
                 <w:sz w:val="19"/>
               </w:rPr>
-              <w:t>Open UAT Room.</w:t>
+              <w:t>Open UAT Meeting Room.</w:t>
             </w:r>
           </w:p>
         </w:tc>
@@ -4054,24 +4245,24 @@
               <w:rPr>
                 <w:sz w:val="19"/>
               </w:rPr>
-              <w:t>On the phone, book UAT Room for a date next week.</w:t>
-            </w:r>
-          </w:p>
-        </w:tc>
-        <w:tc>
-          <w:tcPr>
-            <w:tcW w:type="dxa" w:w="2436"/>
-          </w:tcPr>
-          <w:p>
-            <w:pPr>
-              <w:spacing w:before="40" w:after="40"/>
-            </w:pPr>
-            <w:r/>
-            <w:r>
-              <w:rPr>
-                <w:sz w:val="19"/>
-              </w:rPr>
-              <w:t>Form usable one-handed; date and time pickers are the phone's own; submit reaches the confirmation.</w:t>
+              <w:t>On the phone, book UAT Meeting Room for a date next week.</w:t>
+            </w:r>
+          </w:p>
+        </w:tc>
+        <w:tc>
+          <w:tcPr>
+            <w:tcW w:type="dxa" w:w="2436"/>
+          </w:tcPr>
+          <w:p>
+            <w:pPr>
+              <w:spacing w:before="40" w:after="40"/>
+            </w:pPr>
+            <w:r/>
+            <w:r>
+              <w:rPr>
+                <w:sz w:val="19"/>
+              </w:rPr>
+              <w:t>Form usable one-handed; the date picker is the phone's own and the times are a list; submit reaches the confirmation.</w:t>
             </w:r>
           </w:p>
         </w:tc>
@@ -4795,7 +4986,7 @@
               <w:rPr>
                 <w:sz w:val="19"/>
               </w:rPr>
-              <w:t xml:space="preserve">UAT Room → </w:t>
+              <w:t xml:space="preserve">UAT Meeting Room → </w:t>
             </w:r>
             <w:r>
               <w:rPr>
@@ -8327,7 +8518,7 @@
               <w:rPr>
                 <w:sz w:val="19"/>
               </w:rPr>
-              <w:t>. Create UAT Room 2 with no photograph.</w:t>
+              <w:t>. Create UAT Spare Room with no photograph.</w:t>
             </w:r>
           </w:p>
         </w:tc>
@@ -8904,7 +9095,7 @@
               <w:rPr>
                 <w:sz w:val="19"/>
               </w:rPr>
-              <w:t xml:space="preserve"> UAT Room 2 while it is active.</w:t>
+              <w:t xml:space="preserve"> UAT Spare Room while it is active.</w:t>
             </w:r>
           </w:p>
         </w:tc>
@@ -8968,7 +9159,7 @@
               <w:rPr>
                 <w:sz w:val="19"/>
               </w:rPr>
-              <w:t>Try to delete UAT Room (which has bookings).</w:t>
+              <w:t>Try to delete UAT Meeting Room (which has bookings).</w:t>
             </w:r>
           </w:p>
         </w:tc>
@@ -12507,7 +12698,7 @@
         <w:jc w:val="left"/>
       </w:pPr>
       <w:r>
-        <w:t>T3 cancels the remaining UAT bookings with the reason "UAT", sets UAT Room and UAT Car to inactive, deactivates the throwaway user, and removes the UAT announcement. Send the completed script, with screenshots of every Fail, to the developer.</w:t>
+        <w:t>T3 cancels the remaining UAT bookings with the reason "UAT", sets the three UAT venues and UAT Car to inactive, deactivates the throwaway user, and removes the UAT announcement. Send the completed script, with screenshots of every Fail, to the developer.</w:t>
       </w:r>
     </w:p>
     <w:sectPr>

--- a/docs/AIKOL Booking System - UAT Test Script.docx
+++ b/docs/AIKOL Booking System - UAT Test Script.docx
@@ -288,7 +288,7 @@
               <w:rPr>
                 <w:sz w:val="19"/>
               </w:rPr>
-              <w:t>An account the administrator sets to Approver in section 12. Needs an authenticator app on their phone (Google Authenticator, Microsoft Authenticator or Authy).</w:t>
+              <w:t xml:space="preserve">An account the administrator sets to Approver in section 12.</w:t>
             </w:r>
           </w:p>
         </w:tc>
@@ -341,7 +341,7 @@
               <w:rPr>
                 <w:sz w:val="19"/>
               </w:rPr>
-              <w:t>The office account. Authenticator app already enrolled.</w:t>
+              <w:t xml:space="preserve">The office account.</w:t>
             </w:r>
           </w:p>
         </w:tc>
@@ -6015,7 +6015,7 @@
         <w:rPr>
           <w:color w:val="14675B"/>
         </w:rPr>
-        <w:t>8. Second factor for staff (T2, T3)</w:t>
+        <w:t xml:space="preserve">8. Staff sign-in (T2, T3)</w:t>
       </w:r>
     </w:p>
     <w:tbl>
@@ -6144,24 +6144,24 @@
               <w:rPr>
                 <w:sz w:val="19"/>
               </w:rPr>
-              <w:t>T2 signs in for the first time after being made Approver.</w:t>
-            </w:r>
-          </w:p>
-        </w:tc>
-        <w:tc>
-          <w:tcPr>
-            <w:tcW w:type="dxa" w:w="2436"/>
-          </w:tcPr>
-          <w:p>
-            <w:pPr>
-              <w:spacing w:before="40" w:after="40"/>
-            </w:pPr>
-            <w:r/>
-            <w:r>
-              <w:rPr>
-                <w:sz w:val="19"/>
-              </w:rPr>
-              <w:t>Forced to the authenticator setup: a QR code, a manual key, a field for the first code. Nothing else in the system is reachable until this is done.</w:t>
+              <w:t xml:space="preserve">T2 signs in after being made Approver.</w:t>
+            </w:r>
+          </w:p>
+        </w:tc>
+        <w:tc>
+          <w:tcPr>
+            <w:tcW w:type="dxa" w:w="2436"/>
+          </w:tcPr>
+          <w:p>
+            <w:pPr>
+              <w:spacing w:before="40" w:after="40"/>
+            </w:pPr>
+            <w:r/>
+            <w:r>
+              <w:rPr>
+                <w:sz w:val="19"/>
+              </w:rPr>
+              <w:t xml:space="preserve">Email and password only, straight to the dashboard. No code is asked for.</w:t>
             </w:r>
           </w:p>
         </w:tc>
@@ -6208,24 +6208,24 @@
               <w:rPr>
                 <w:sz w:val="19"/>
               </w:rPr>
-              <w:t>Scan with the app; enter the code.</w:t>
-            </w:r>
-          </w:p>
-        </w:tc>
-        <w:tc>
-          <w:tcPr>
-            <w:tcW w:type="dxa" w:w="2436"/>
-          </w:tcPr>
-          <w:p>
-            <w:pPr>
-              <w:spacing w:before="40" w:after="40"/>
-            </w:pPr>
-            <w:r/>
-            <w:r>
-              <w:rPr>
-                <w:sz w:val="19"/>
-              </w:rPr>
-              <w:t>Ten recovery codes shown once. Save them. Continue.</w:t>
+              <w:t xml:space="preserve">T3 signs in.</w:t>
+            </w:r>
+          </w:p>
+        </w:tc>
+        <w:tc>
+          <w:tcPr>
+            <w:tcW w:type="dxa" w:w="2436"/>
+          </w:tcPr>
+          <w:p>
+            <w:pPr>
+              <w:spacing w:before="40" w:after="40"/>
+            </w:pPr>
+            <w:r/>
+            <w:r>
+              <w:rPr>
+                <w:sz w:val="19"/>
+              </w:rPr>
+              <w:t xml:space="preserve">The same: no code is asked for.</w:t>
             </w:r>
           </w:p>
         </w:tc>
@@ -6255,404 +6255,7 @@
               <w:rPr>
                 <w:sz w:val="19"/>
               </w:rPr>
-              <w:t>8.3</w:t>
-            </w:r>
-          </w:p>
-        </w:tc>
-        <w:tc>
-          <w:tcPr>
-            <w:tcW w:type="dxa" w:w="2436"/>
-          </w:tcPr>
-          <w:p>
-            <w:pPr>
-              <w:spacing w:before="40" w:after="40"/>
-            </w:pPr>
-            <w:r/>
-            <w:r>
-              <w:rPr>
-                <w:sz w:val="19"/>
-              </w:rPr>
-              <w:t>Go back to the setup page.</w:t>
-            </w:r>
-          </w:p>
-        </w:tc>
-        <w:tc>
-          <w:tcPr>
-            <w:tcW w:type="dxa" w:w="2436"/>
-          </w:tcPr>
-          <w:p>
-            <w:pPr>
-              <w:spacing w:before="40" w:after="40"/>
-            </w:pPr>
-            <w:r/>
-            <w:r>
-              <w:rPr>
-                <w:sz w:val="19"/>
-              </w:rPr>
-              <w:t>Not available again; the QR code is not shown twice.</w:t>
-            </w:r>
-          </w:p>
-        </w:tc>
-        <w:tc>
-          <w:tcPr>
-            <w:tcW w:type="dxa" w:w="2436"/>
-          </w:tcPr>
-          <w:p>
-            <w:pPr>
-              <w:spacing w:before="40" w:after="40"/>
-            </w:pPr>
-            <w:r/>
-          </w:p>
-        </w:tc>
-      </w:tr>
-      <w:tr>
-        <w:tc>
-          <w:tcPr>
-            <w:tcW w:type="dxa" w:w="2436"/>
-          </w:tcPr>
-          <w:p>
-            <w:pPr>
-              <w:spacing w:before="40" w:after="40"/>
-            </w:pPr>
-            <w:r/>
-            <w:r>
-              <w:rPr>
-                <w:sz w:val="19"/>
-              </w:rPr>
-              <w:t>8.4</w:t>
-            </w:r>
-          </w:p>
-        </w:tc>
-        <w:tc>
-          <w:tcPr>
-            <w:tcW w:type="dxa" w:w="2436"/>
-          </w:tcPr>
-          <w:p>
-            <w:pPr>
-              <w:spacing w:before="40" w:after="40"/>
-            </w:pPr>
-            <w:r/>
-            <w:r>
-              <w:rPr>
-                <w:sz w:val="19"/>
-              </w:rPr>
-              <w:t>Sign out, sign in again.</w:t>
-            </w:r>
-          </w:p>
-        </w:tc>
-        <w:tc>
-          <w:tcPr>
-            <w:tcW w:type="dxa" w:w="2436"/>
-          </w:tcPr>
-          <w:p>
-            <w:pPr>
-              <w:spacing w:before="40" w:after="40"/>
-            </w:pPr>
-            <w:r/>
-            <w:r>
-              <w:rPr>
-                <w:sz w:val="19"/>
-              </w:rPr>
-              <w:t>Password, then a six-digit code, then the dashboard.</w:t>
-            </w:r>
-          </w:p>
-        </w:tc>
-        <w:tc>
-          <w:tcPr>
-            <w:tcW w:type="dxa" w:w="2436"/>
-          </w:tcPr>
-          <w:p>
-            <w:pPr>
-              <w:spacing w:before="40" w:after="40"/>
-            </w:pPr>
-            <w:r/>
-          </w:p>
-        </w:tc>
-      </w:tr>
-      <w:tr>
-        <w:tc>
-          <w:tcPr>
-            <w:tcW w:type="dxa" w:w="2436"/>
-          </w:tcPr>
-          <w:p>
-            <w:pPr>
-              <w:spacing w:before="40" w:after="40"/>
-            </w:pPr>
-            <w:r/>
-            <w:r>
-              <w:rPr>
-                <w:sz w:val="19"/>
-              </w:rPr>
-              <w:t>8.5</w:t>
-            </w:r>
-          </w:p>
-        </w:tc>
-        <w:tc>
-          <w:tcPr>
-            <w:tcW w:type="dxa" w:w="2436"/>
-          </w:tcPr>
-          <w:p>
-            <w:pPr>
-              <w:spacing w:before="40" w:after="40"/>
-            </w:pPr>
-            <w:r/>
-            <w:r>
-              <w:rPr>
-                <w:sz w:val="19"/>
-              </w:rPr>
-              <w:t>Enter a wrong code; enter a code from 8.4 again.</w:t>
-            </w:r>
-          </w:p>
-        </w:tc>
-        <w:tc>
-          <w:tcPr>
-            <w:tcW w:type="dxa" w:w="2436"/>
-          </w:tcPr>
-          <w:p>
-            <w:pPr>
-              <w:spacing w:before="40" w:after="40"/>
-            </w:pPr>
-            <w:r/>
-            <w:r>
-              <w:rPr>
-                <w:sz w:val="19"/>
-              </w:rPr>
-              <w:t>Both refused. After ten wrong codes in a quarter-hour, asked to wait.</w:t>
-            </w:r>
-          </w:p>
-        </w:tc>
-        <w:tc>
-          <w:tcPr>
-            <w:tcW w:type="dxa" w:w="2436"/>
-          </w:tcPr>
-          <w:p>
-            <w:pPr>
-              <w:spacing w:before="40" w:after="40"/>
-            </w:pPr>
-            <w:r/>
-          </w:p>
-        </w:tc>
-      </w:tr>
-      <w:tr>
-        <w:tc>
-          <w:tcPr>
-            <w:tcW w:type="dxa" w:w="2436"/>
-          </w:tcPr>
-          <w:p>
-            <w:pPr>
-              <w:spacing w:before="40" w:after="40"/>
-            </w:pPr>
-            <w:r/>
-            <w:r>
-              <w:rPr>
-                <w:sz w:val="19"/>
-              </w:rPr>
-              <w:t>8.6</w:t>
-            </w:r>
-          </w:p>
-        </w:tc>
-        <w:tc>
-          <w:tcPr>
-            <w:tcW w:type="dxa" w:w="2436"/>
-          </w:tcPr>
-          <w:p>
-            <w:pPr>
-              <w:spacing w:before="40" w:after="40"/>
-            </w:pPr>
-            <w:r/>
-            <w:r>
-              <w:rPr>
-                <w:sz w:val="19"/>
-              </w:rPr>
-              <w:t>Sign in with a recovery code.</w:t>
-            </w:r>
-          </w:p>
-        </w:tc>
-        <w:tc>
-          <w:tcPr>
-            <w:tcW w:type="dxa" w:w="2436"/>
-          </w:tcPr>
-          <w:p>
-            <w:pPr>
-              <w:spacing w:before="40" w:after="40"/>
-            </w:pPr>
-            <w:r/>
-            <w:r>
-              <w:rPr>
-                <w:sz w:val="19"/>
-              </w:rPr>
-              <w:t>Accepted; that code will not work a second time.</w:t>
-            </w:r>
-          </w:p>
-        </w:tc>
-        <w:tc>
-          <w:tcPr>
-            <w:tcW w:type="dxa" w:w="2436"/>
-          </w:tcPr>
-          <w:p>
-            <w:pPr>
-              <w:spacing w:before="40" w:after="40"/>
-            </w:pPr>
-            <w:r/>
-          </w:p>
-        </w:tc>
-      </w:tr>
-      <w:tr>
-        <w:tc>
-          <w:tcPr>
-            <w:tcW w:type="dxa" w:w="2436"/>
-          </w:tcPr>
-          <w:p>
-            <w:pPr>
-              <w:spacing w:before="40" w:after="40"/>
-            </w:pPr>
-            <w:r/>
-            <w:r>
-              <w:rPr>
-                <w:sz w:val="19"/>
-              </w:rPr>
-              <w:t>8.7</w:t>
-            </w:r>
-          </w:p>
-        </w:tc>
-        <w:tc>
-          <w:tcPr>
-            <w:tcW w:type="dxa" w:w="2436"/>
-          </w:tcPr>
-          <w:p>
-            <w:pPr>
-              <w:spacing w:before="40" w:after="40"/>
-            </w:pPr>
-            <w:r/>
-            <w:r>
-              <w:rPr>
-                <w:sz w:val="19"/>
-              </w:rPr>
-              <w:t>T1 (ordinary user) signs in.</w:t>
-            </w:r>
-          </w:p>
-        </w:tc>
-        <w:tc>
-          <w:tcPr>
-            <w:tcW w:type="dxa" w:w="2436"/>
-          </w:tcPr>
-          <w:p>
-            <w:pPr>
-              <w:spacing w:before="40" w:after="40"/>
-            </w:pPr>
-            <w:r/>
-            <w:r>
-              <w:rPr>
-                <w:sz w:val="19"/>
-              </w:rPr>
-              <w:t>No code is asked for.</w:t>
-            </w:r>
-          </w:p>
-        </w:tc>
-        <w:tc>
-          <w:tcPr>
-            <w:tcW w:type="dxa" w:w="2436"/>
-          </w:tcPr>
-          <w:p>
-            <w:pPr>
-              <w:spacing w:before="40" w:after="40"/>
-            </w:pPr>
-            <w:r/>
-          </w:p>
-        </w:tc>
-      </w:tr>
-      <w:tr>
-        <w:tc>
-          <w:tcPr>
-            <w:tcW w:type="dxa" w:w="2436"/>
-          </w:tcPr>
-          <w:p>
-            <w:pPr>
-              <w:spacing w:before="40" w:after="40"/>
-            </w:pPr>
-            <w:r/>
-            <w:r>
-              <w:rPr>
-                <w:sz w:val="19"/>
-              </w:rPr>
-              <w:t>8.8</w:t>
-            </w:r>
-          </w:p>
-        </w:tc>
-        <w:tc>
-          <w:tcPr>
-            <w:tcW w:type="dxa" w:w="2436"/>
-          </w:tcPr>
-          <w:p>
-            <w:pPr>
-              <w:spacing w:before="40" w:after="40"/>
-            </w:pPr>
-            <w:r/>
-            <w:r>
-              <w:rPr>
-                <w:sz w:val="19"/>
-              </w:rPr>
-              <w:t xml:space="preserve">T3: People → T2 → </w:t>
-            </w:r>
-            <w:r>
-              <w:rPr>
-                <w:b/>
-                <w:sz w:val="19"/>
-              </w:rPr>
-              <w:t>Reset authenticator</w:t>
-            </w:r>
-            <w:r>
-              <w:rPr>
-                <w:sz w:val="19"/>
-              </w:rPr>
-              <w:t>.</w:t>
-            </w:r>
-          </w:p>
-        </w:tc>
-        <w:tc>
-          <w:tcPr>
-            <w:tcW w:type="dxa" w:w="2436"/>
-          </w:tcPr>
-          <w:p>
-            <w:pPr>
-              <w:spacing w:before="40" w:after="40"/>
-            </w:pPr>
-            <w:r/>
-            <w:r>
-              <w:rPr>
-                <w:sz w:val="19"/>
-              </w:rPr>
-              <w:t>T2's next sign-in is forced through setup again. T3 cannot reset their own.</w:t>
-            </w:r>
-          </w:p>
-        </w:tc>
-        <w:tc>
-          <w:tcPr>
-            <w:tcW w:type="dxa" w:w="2436"/>
-          </w:tcPr>
-          <w:p>
-            <w:pPr>
-              <w:spacing w:before="40" w:after="40"/>
-            </w:pPr>
-            <w:r/>
-          </w:p>
-        </w:tc>
-      </w:tr>
-      <w:tr>
-        <w:tc>
-          <w:tcPr>
-            <w:tcW w:type="dxa" w:w="2436"/>
-          </w:tcPr>
-          <w:p>
-            <w:pPr>
-              <w:spacing w:before="40" w:after="40"/>
-            </w:pPr>
-            <w:r/>
-            <w:r>
-              <w:rPr>
-                <w:sz w:val="19"/>
-              </w:rPr>
-              <w:t>8.9</w:t>
+              <w:t xml:space="preserve">8.3</w:t>
             </w:r>
           </w:p>
         </w:tc>
@@ -9604,7 +9207,7 @@
               <w:rPr>
                 <w:sz w:val="19"/>
               </w:rPr>
-              <w:t>Saved. T2 is now forced through authenticator setup at next sign-in (section 8).</w:t>
+              <w:t xml:space="preserve">Saved. At their next sign-in T2 sees the Approvals screens (section 8).</w:t>
             </w:r>
           </w:p>
         </w:tc>
@@ -9946,24 +9549,24 @@
               <w:rPr>
                 <w:sz w:val="19"/>
               </w:rPr>
-              <w:t>Edit dialog: the buttons and the Authenticator section.</w:t>
-            </w:r>
-          </w:p>
-        </w:tc>
-        <w:tc>
-          <w:tcPr>
-            <w:tcW w:type="dxa" w:w="2436"/>
-          </w:tcPr>
-          <w:p>
-            <w:pPr>
-              <w:spacing w:before="40" w:after="40"/>
-            </w:pPr>
-            <w:r/>
-            <w:r>
-              <w:rPr>
-                <w:sz w:val="19"/>
-              </w:rPr>
-              <w:t>Clear space between the Save row and the Authenticator heading.</w:t>
+              <w:t xml:space="preserve">Edit dialog.</w:t>
+            </w:r>
+          </w:p>
+        </w:tc>
+        <w:tc>
+          <w:tcPr>
+            <w:tcW w:type="dxa" w:w="2436"/>
+          </w:tcPr>
+          <w:p>
+            <w:pPr>
+              <w:spacing w:before="40" w:after="40"/>
+            </w:pPr>
+            <w:r/>
+            <w:r>
+              <w:rPr>
+                <w:sz w:val="19"/>
+              </w:rPr>
+              <w:t xml:space="preserve">No Authenticator section.</w:t>
             </w:r>
           </w:p>
         </w:tc>
